--- a/StructSearch_v2_使用说明与运行成果.docx
+++ b/StructSearch_v2_使用说明与运行成果.docx
@@ -23,7 +23,7 @@
         <w:pStyle w:val="GuideMeta"/>
       </w:pPr>
       <w:r>
-        <w:t>更新日期：2026-08-12 ｜ 版本：v1.9</w:t>
+        <w:t>更新日期：2026-08-13 ｜ 版本：v1.9 / v2.0</w:t>
       </w:r>
     </w:p>
     <w:p>
@@ -284,7 +284,7 @@
                 <w:b w:val="0"/>
                 <w:sz w:val="21"/>
               </w:rPr>
-              <w:t>首次必跑：把图纸库建成检索索引（约 1-2 分钟）</w:t>
+              <w:t>首次必跑：把图纸库建成检索索引（图纸多时需几分钟）</w:t>
             </w:r>
           </w:p>
         </w:tc>
@@ -368,7 +368,7 @@
     </w:p>
     <w:p>
       <w:r>
-        <w:t>每次运行会自动生成一个带时间戳的目录 experiments\runs\，例如 20260812_161634_build\。里面保存本次运行的全部日志和图形，分门别类放好：figs\embeddings\（嵌入分布图）和 figs\classification\（分类混淆矩阵）。</w:t>
+        <w:t>每次运行会自动生成一个带时间戳的目录 experiments\runs\，例如 20260813_111717_build\。里面保存本次运行的全部日志和图形，分门别类放好：figs\embeddings\（嵌入分布与相似度图）、figs\classification\（分类与类间分析图）、figs\retrieval\（检索质量曲线）。</w:t>
       </w:r>
     </w:p>
     <w:p>
@@ -581,6 +581,214 @@
     </w:p>
     <w:p>
       <w:pPr>
+        <w:pStyle w:val="FigureImage"/>
+      </w:pPr>
+      <w:r>
+        <w:drawing>
+          <wp:inline xmlns:a="http://schemas.openxmlformats.org/drawingml/2006/main" xmlns:pic="http://schemas.openxmlformats.org/drawingml/2006/picture">
+            <wp:extent cx="4754880" cy="3566160"/>
+            <wp:docPr id="5" name="Picture 5" descr="Image: image5.png"/>
+            <wp:cNvGraphicFramePr>
+              <a:graphicFrameLocks noChangeAspect="1"/>
+            </wp:cNvGraphicFramePr>
+            <a:graphic>
+              <a:graphicData uri="http://schemas.openxmlformats.org/drawingml/2006/picture">
+                <pic:pic>
+                  <pic:nvPicPr>
+                    <pic:cNvPr id="0" name="similarity_heatmap.png"/>
+                    <pic:cNvPicPr/>
+                  </pic:nvPicPr>
+                  <pic:blipFill>
+                    <a:blip r:embed="rId14"/>
+                    <a:stretch>
+                      <a:fillRect/>
+                    </a:stretch>
+                  </pic:blipFill>
+                  <pic:spPr>
+                    <a:xfrm>
+                      <a:off x="0" y="0"/>
+                      <a:ext cx="4754880" cy="3566160"/>
+                    </a:xfrm>
+                    <a:prstGeom prst="rect"/>
+                  </pic:spPr>
+                </pic:pic>
+              </a:graphicData>
+            </a:graphic>
+          </wp:inline>
+        </w:drawing>
+      </w:r>
+    </w:p>
+    <w:p>
+      <w:pPr>
+        <w:pStyle w:val="FigureCaption"/>
+      </w:pPr>
+      <w:r>
+        <w:t>图 5 ｜ 图纸间相似度热力图（figs\embeddings\similarity_heatmap.png）</w:t>
+      </w:r>
+    </w:p>
+    <w:p>
+      <w:r>
+        <w:t>与图 3 互补：横轴和纵轴都是图纸库，格子颜色表示两张图纸的相似度（颜色越亮=越像）。理想情况下，同类图纸会形成亮色块，说明库内结构类型清晰可分。</w:t>
+      </w:r>
+    </w:p>
+    <w:p>
+      <w:pPr>
+        <w:pStyle w:val="FigureImage"/>
+      </w:pPr>
+      <w:r>
+        <w:drawing>
+          <wp:inline xmlns:a="http://schemas.openxmlformats.org/drawingml/2006/main" xmlns:pic="http://schemas.openxmlformats.org/drawingml/2006/picture">
+            <wp:extent cx="4206240" cy="3154680"/>
+            <wp:docPr id="6" name="Picture 6" descr="Image: image6.png"/>
+            <wp:cNvGraphicFramePr>
+              <a:graphicFrameLocks noChangeAspect="1"/>
+            </wp:cNvGraphicFramePr>
+            <a:graphic>
+              <a:graphicData uri="http://schemas.openxmlformats.org/drawingml/2006/picture">
+                <pic:pic>
+                  <pic:nvPicPr>
+                    <pic:cNvPr id="0" name="embedding_variance.png"/>
+                    <pic:cNvPicPr/>
+                  </pic:nvPicPr>
+                  <pic:blipFill>
+                    <a:blip r:embed="rId15"/>
+                    <a:stretch>
+                      <a:fillRect/>
+                    </a:stretch>
+                  </pic:blipFill>
+                  <pic:spPr>
+                    <a:xfrm>
+                      <a:off x="0" y="0"/>
+                      <a:ext cx="4206240" cy="3154680"/>
+                    </a:xfrm>
+                    <a:prstGeom prst="rect"/>
+                  </pic:spPr>
+                </pic:pic>
+              </a:graphicData>
+            </a:graphic>
+          </wp:inline>
+        </w:drawing>
+      </w:r>
+    </w:p>
+    <w:p>
+      <w:pPr>
+        <w:pStyle w:val="FigureCaption"/>
+      </w:pPr>
+      <w:r>
+        <w:t>图 6 ｜ 嵌入维度方差分布（figs\embeddings\embedding_variance.png）</w:t>
+      </w:r>
+    </w:p>
+    <w:p>
+      <w:r>
+        <w:t>横轴是 139 个特征维度的方差，纵轴是对应维度的数量。方差越大的维度携带的信息越多；方差接近 0 的维度信息量低，后续可以考虑裁剪。</w:t>
+      </w:r>
+    </w:p>
+    <w:p>
+      <w:pPr>
+        <w:pStyle w:val="FigureImage"/>
+      </w:pPr>
+      <w:r>
+        <w:drawing>
+          <wp:inline xmlns:a="http://schemas.openxmlformats.org/drawingml/2006/main" xmlns:pic="http://schemas.openxmlformats.org/drawingml/2006/picture">
+            <wp:extent cx="4023360" cy="3017520"/>
+            <wp:docPr id="7" name="Picture 7" descr="Image: image7.png"/>
+            <wp:cNvGraphicFramePr>
+              <a:graphicFrameLocks noChangeAspect="1"/>
+            </wp:cNvGraphicFramePr>
+            <a:graphic>
+              <a:graphicData uri="http://schemas.openxmlformats.org/drawingml/2006/picture">
+                <pic:pic>
+                  <pic:nvPicPr>
+                    <pic:cNvPr id="0" name="centroid_distance.png"/>
+                    <pic:cNvPicPr/>
+                  </pic:nvPicPr>
+                  <pic:blipFill>
+                    <a:blip r:embed="rId16"/>
+                    <a:stretch>
+                      <a:fillRect/>
+                    </a:stretch>
+                  </pic:blipFill>
+                  <pic:spPr>
+                    <a:xfrm>
+                      <a:off x="0" y="0"/>
+                      <a:ext cx="4023360" cy="3017520"/>
+                    </a:xfrm>
+                    <a:prstGeom prst="rect"/>
+                  </pic:spPr>
+                </pic:pic>
+              </a:graphicData>
+            </a:graphic>
+          </wp:inline>
+        </w:drawing>
+      </w:r>
+    </w:p>
+    <w:p>
+      <w:pPr>
+        <w:pStyle w:val="FigureCaption"/>
+      </w:pPr>
+      <w:r>
+        <w:t>图 7 ｜ 类质心相似度（figs\classification\centroid_distance.png）</w:t>
+      </w:r>
+    </w:p>
+    <w:p>
+      <w:r>
+        <w:t>把每一类结构（剪力墙/框剪/框架）所有图纸的“指纹”取平均，得到三个类中心，再计算两两相似度（格子里是数值）。同类质心相似度应明显高于异类，说明三类结构被有效区分。</w:t>
+      </w:r>
+    </w:p>
+    <w:p>
+      <w:pPr>
+        <w:pStyle w:val="FigureImage"/>
+      </w:pPr>
+      <w:r>
+        <w:drawing>
+          <wp:inline xmlns:a="http://schemas.openxmlformats.org/drawingml/2006/main" xmlns:pic="http://schemas.openxmlformats.org/drawingml/2006/picture">
+            <wp:extent cx="4206240" cy="3154680"/>
+            <wp:docPr id="8" name="Picture 8" descr="Image: image8.png"/>
+            <wp:cNvGraphicFramePr>
+              <a:graphicFrameLocks noChangeAspect="1"/>
+            </wp:cNvGraphicFramePr>
+            <a:graphic>
+              <a:graphicData uri="http://schemas.openxmlformats.org/drawingml/2006/picture">
+                <pic:pic>
+                  <pic:nvPicPr>
+                    <pic:cNvPr id="0" name="retrieval_accuracy_curve.png"/>
+                    <pic:cNvPicPr/>
+                  </pic:nvPicPr>
+                  <pic:blipFill>
+                    <a:blip r:embed="rId17"/>
+                    <a:stretch>
+                      <a:fillRect/>
+                    </a:stretch>
+                  </pic:blipFill>
+                  <pic:spPr>
+                    <a:xfrm>
+                      <a:off x="0" y="0"/>
+                      <a:ext cx="4206240" cy="3154680"/>
+                    </a:xfrm>
+                    <a:prstGeom prst="rect"/>
+                  </pic:spPr>
+                </pic:pic>
+              </a:graphicData>
+            </a:graphic>
+          </wp:inline>
+        </w:drawing>
+      </w:r>
+    </w:p>
+    <w:p>
+      <w:pPr>
+        <w:pStyle w:val="FigureCaption"/>
+      </w:pPr>
+      <w:r>
+        <w:t>图 8 ｜ 检索准确率曲线（figs\retrieval\retrieval_accuracy_curve.png）</w:t>
+      </w:r>
+    </w:p>
+    <w:p>
+      <w:r>
+        <w:t>把库里每一张图纸都当作一次查询，看 Top-1、Top-2 … Top-10 的相似结果中是否包含同类型图纸，画出准确率随 K 变化的曲线。K=1 的准确率表示“第一张就检索到同类”的比例，是衡量检索质量最直接的指标。</w:t>
+      </w:r>
+    </w:p>
+    <w:p>
+      <w:pPr>
         <w:pStyle w:val="Heading1"/>
       </w:pPr>
       <w:r>
@@ -600,7 +808,7 @@
         <w:drawing>
           <wp:inline xmlns:a="http://schemas.openxmlformats.org/drawingml/2006/main" xmlns:pic="http://schemas.openxmlformats.org/drawingml/2006/picture">
             <wp:extent cx="5669280" cy="1151014"/>
-            <wp:docPr id="5" name="Picture 5" descr="Image: image5.png"/>
+            <wp:docPr id="9" name="Picture 9" descr="Image: image9.png"/>
             <wp:cNvGraphicFramePr>
               <a:graphicFrameLocks noChangeAspect="1"/>
             </wp:cNvGraphicFramePr>
@@ -612,7 +820,7 @@
                     <pic:cNvPicPr/>
                   </pic:nvPicPr>
                   <pic:blipFill>
-                    <a:blip r:embed="rId14"/>
+                    <a:blip r:embed="rId18"/>
                     <a:stretch>
                       <a:fillRect/>
                     </a:stretch>
@@ -636,7 +844,7 @@
         <w:pStyle w:val="FigureCaption"/>
       </w:pPr>
       <w:r>
-        <w:t>图 5 ｜ 检索结果对比图（figs\retrieval\query_勾庄好运来_剪力墙_1.png）</w:t>
+        <w:t>图 9 ｜ 检索结果对比图（figs\retrieval\query_勾庄好运来_剪力墙_1.png）</w:t>
       </w:r>
     </w:p>
     <w:p>
@@ -848,7 +1056,7 @@
                 <w:b w:val="0"/>
                 <w:sz w:val="21"/>
               </w:rPr>
-              <w:t>...\figs\embeddings、...\figs\classification</w:t>
+              <w:t>...\figs\embeddings、...\figs\classification、...\figs\retrieval</w:t>
             </w:r>
           </w:p>
         </w:tc>
@@ -867,7 +1075,7 @@
                 <w:b w:val="0"/>
                 <w:sz w:val="21"/>
               </w:rPr>
-              <w:t>t-SNE、PCA、距离矩阵、混淆矩阵</w:t>
+              <w:t>嵌入分布、相似度、类间分析、检索准确率（共 8 张图）</w:t>
             </w:r>
           </w:p>
         </w:tc>
